--- a/Biooil_Data_ML_Submission_Packages/01_Bioresource_Technology/05_GRAPHICAL_ABSTRACT_BRIEF.docx
+++ b/Biooil_Data_ML_Submission_Packages/01_Bioresource_Technology/05_GRAPHICAL_ABSTRACT_BRIEF.docx
@@ -46,27 +46,22 @@
     <w:p/>
     <w:p>
       <w:r>
-        <w:t>1. Literature and SQL data curation</w:t>
-      </w:r>
-    </w:p>
-    <w:p>
-      <w:r>
-        <w:t xml:space="preserve">   - 70 class-level bio-oil records</w:t>
-      </w:r>
-    </w:p>
-    <w:p>
-      <w:r>
-        <w:t xml:space="preserve">   - 14 linked references</w:t>
-      </w:r>
-    </w:p>
-    <w:p>
-      <w:r>
-        <w:t xml:space="preserve">   - 30 six-class-complete records</w:t>
-      </w:r>
-    </w:p>
-    <w:p>
-      <w:r>
-        <w:t xml:space="preserve">   - reporting gaps and missingness</w:t>
+        <w:t>1. Bio-oil composition database</w:t>
+      </w:r>
+    </w:p>
+    <w:p>
+      <w:r>
+        <w:t xml:space="preserve">   - literature-derived bio-oil records</w:t>
+      </w:r>
+    </w:p>
+    <w:p>
+      <w:r>
+        <w:t xml:space="preserve">   - six class-level composition groups</w:t>
+      </w:r>
+    </w:p>
+    <w:p>
+      <w:r>
+        <w:t xml:space="preserve">   - simulation-ready feed definitions</w:t>
       </w:r>
     </w:p>
     <w:p/>
@@ -119,7 +114,7 @@
     <w:p/>
     <w:p>
       <w:r>
-        <w:t>4. Soft-sensor interpretation</w:t>
+        <w:t>4. Soft-sensor and MPC interpretation</w:t>
       </w:r>
     </w:p>
     <w:p>
@@ -129,12 +124,12 @@
     </w:p>
     <w:p>
       <w:r>
-        <w:t xml:space="preserve">   - BiooilID holdout limits</w:t>
-      </w:r>
-    </w:p>
-    <w:p>
-      <w:r>
-        <w:t xml:space="preserve">   - reusable data needed for broader generalization</w:t>
+        <w:t xml:space="preserve">   - MAE = 4.03%</w:t>
+      </w:r>
+    </w:p>
+    <w:p>
+      <w:r>
+        <w:t xml:space="preserve">   - estimated bio-oil composition for monitoring and control</w:t>
       </w:r>
     </w:p>
     <w:p/>
@@ -162,7 +157,7 @@
         </w:numPr>
       </w:pPr>
       <w:r>
-        <w:t>SQL curation</w:t>
+        <w:t>Bio-oil database</w:t>
       </w:r>
     </w:p>
     <w:p>
@@ -198,7 +193,7 @@
         </w:numPr>
       </w:pPr>
       <w:r>
-        <w:t>Soft sensor with domain limits</w:t>
+        <w:t>Soft sensor for MPC</w:t>
       </w:r>
     </w:p>
     <w:p/>
@@ -216,7 +211,6 @@
         <w:t>Use only author-created vector shapes, simple icons, and plots derived from the project data. Do not use web images, stock images, or AI-generated images.</w:t>
       </w:r>
     </w:p>
-    <w:p/>
     <w:p/>
     <w:sectPr>
       <w:pgSz w:w="12240" w:h="15840"/>
@@ -231,7 +225,7 @@
 <file path=word/numbering.xml><?xml version="1.0" encoding="utf-8"?>
 <w:numbering xmlns:wpc="http://schemas.microsoft.com/office/word/2010/wordprocessingCanvas" xmlns:cx="http://schemas.microsoft.com/office/drawing/2014/chartex" xmlns:cx1="http://schemas.microsoft.com/office/drawing/2015/9/8/chartex" xmlns:cx2="http://schemas.microsoft.com/office/drawing/2015/10/21/chartex" xmlns:cx3="http://schemas.microsoft.com/office/drawing/2016/5/9/chartex" xmlns:cx4="http://schemas.microsoft.com/office/drawing/2016/5/10/chartex" xmlns:cx5="http://schemas.microsoft.com/office/drawing/2016/5/11/chartex" xmlns:cx6="http://schemas.microsoft.com/office/drawing/2016/5/12/chartex" xmlns:cx7="http://schemas.microsoft.com/office/drawing/2016/5/13/chartex" xmlns:cx8="http://schemas.microsoft.com/office/drawing/2016/5/14/chartex" xmlns:mc="http://schemas.openxmlformats.org/markup-compatibility/2006" xmlns:aink="http://schemas.microsoft.com/office/drawing/2016/ink" xmlns:am3d="http://schemas.microsoft.com/office/drawing/2017/model3d" xmlns:o="urn:schemas-microsoft-com:office:office" xmlns:oel="http://schemas.microsoft.com/office/2019/extlst" xmlns:r="http://schemas.openxmlformats.org/officeDocument/2006/relationships" xmlns:m="http://schemas.openxmlformats.org/officeDocument/2006/math" xmlns:v="urn:schemas-microsoft-com:vml" xmlns:wp14="http://schemas.microsoft.com/office/word/2010/wordprocessingDrawing" xmlns:wp="http://schemas.openxmlformats.org/drawingml/2006/wordprocessingDrawing" xmlns:w10="urn:schemas-microsoft-com:office:word" xmlns:w="http://schemas.openxmlformats.org/wordprocessingml/2006/main" xmlns:w14="http://schemas.microsoft.com/office/word/2010/wordml" xmlns:w15="http://schemas.microsoft.com/office/word/2012/wordml" xmlns:w16cex="http://schemas.microsoft.com/office/word/2018/wordml/cex" xmlns:w16cid="http://schemas.microsoft.com/office/word/2016/wordml/cid" xmlns:w16="http://schemas.microsoft.com/office/word/2018/wordml" xmlns:w16du="http://schemas.microsoft.com/office/word/2023/wordml/word16du" xmlns:w16sdtdh="http://schemas.microsoft.com/office/word/2020/wordml/sdtdatahash" xmlns:w16sdtfl="http://schemas.microsoft.com/office/word/2024/wordml/sdtformatlock" xmlns:w16se="http://schemas.microsoft.com/office/word/2015/wordml/symex" xmlns:wpg="http://schemas.microsoft.com/office/word/2010/wordprocessingGroup" xmlns:wpi="http://schemas.microsoft.com/office/word/2010/wordprocessingInk" xmlns:wne="http://schemas.microsoft.com/office/word/2006/wordml" xmlns:wps="http://schemas.microsoft.com/office/word/2010/wordprocessingShape" mc:Ignorable="w14 w15 w16se w16cid w16 w16cex w16sdtdh w16sdtfl w16du wp14">
   <w:abstractNum w:abstractNumId="0" w15:restartNumberingAfterBreak="0">
-    <w:nsid w:val="70D86DB9"/>
+    <w:nsid w:val="36FD3427"/>
     <w:multiLevelType w:val="singleLevel"/>
     <w:tmpl w:val="04090001"/>
     <w:lvl w:ilvl="0">
@@ -247,7 +241,7 @@
       </w:rPr>
     </w:lvl>
   </w:abstractNum>
-  <w:num w:numId="1" w16cid:durableId="1077433262">
+  <w:num w:numId="1" w16cid:durableId="774861442">
     <w:abstractNumId w:val="0"/>
   </w:num>
 </w:numbering>
@@ -661,7 +655,7 @@
     <w:link w:val="Balk1Char"/>
     <w:uiPriority w:val="9"/>
     <w:qFormat/>
-    <w:rsid w:val="00D16A9C"/>
+    <w:rsid w:val="00713FEC"/>
     <w:pPr>
       <w:keepNext/>
       <w:keepLines/>
@@ -683,7 +677,7 @@
     <w:uiPriority w:val="9"/>
     <w:unhideWhenUsed/>
     <w:qFormat/>
-    <w:rsid w:val="00D16A9C"/>
+    <w:rsid w:val="00713FEC"/>
     <w:pPr>
       <w:keepNext/>
       <w:keepLines/>
@@ -706,7 +700,7 @@
     <w:semiHidden/>
     <w:unhideWhenUsed/>
     <w:qFormat/>
-    <w:rsid w:val="00D16A9C"/>
+    <w:rsid w:val="00713FEC"/>
     <w:pPr>
       <w:keepNext/>
       <w:keepLines/>
@@ -729,7 +723,7 @@
     <w:semiHidden/>
     <w:unhideWhenUsed/>
     <w:qFormat/>
-    <w:rsid w:val="00D16A9C"/>
+    <w:rsid w:val="00713FEC"/>
     <w:pPr>
       <w:keepNext/>
       <w:keepLines/>
@@ -752,7 +746,7 @@
     <w:semiHidden/>
     <w:unhideWhenUsed/>
     <w:qFormat/>
-    <w:rsid w:val="00D16A9C"/>
+    <w:rsid w:val="00713FEC"/>
     <w:pPr>
       <w:keepNext/>
       <w:keepLines/>
@@ -773,7 +767,7 @@
     <w:semiHidden/>
     <w:unhideWhenUsed/>
     <w:qFormat/>
-    <w:rsid w:val="00D16A9C"/>
+    <w:rsid w:val="00713FEC"/>
     <w:pPr>
       <w:keepNext/>
       <w:keepLines/>
@@ -796,7 +790,7 @@
     <w:semiHidden/>
     <w:unhideWhenUsed/>
     <w:qFormat/>
-    <w:rsid w:val="00D16A9C"/>
+    <w:rsid w:val="00713FEC"/>
     <w:pPr>
       <w:keepNext/>
       <w:keepLines/>
@@ -817,7 +811,7 @@
     <w:semiHidden/>
     <w:unhideWhenUsed/>
     <w:qFormat/>
-    <w:rsid w:val="00D16A9C"/>
+    <w:rsid w:val="00713FEC"/>
     <w:pPr>
       <w:keepNext/>
       <w:keepLines/>
@@ -840,7 +834,7 @@
     <w:semiHidden/>
     <w:unhideWhenUsed/>
     <w:qFormat/>
-    <w:rsid w:val="00D16A9C"/>
+    <w:rsid w:val="00713FEC"/>
     <w:pPr>
       <w:keepNext/>
       <w:keepLines/>
@@ -884,7 +878,7 @@
     <w:basedOn w:val="VarsaylanParagrafYazTipi"/>
     <w:link w:val="Balk1"/>
     <w:uiPriority w:val="9"/>
-    <w:rsid w:val="00D16A9C"/>
+    <w:rsid w:val="00713FEC"/>
     <w:rPr>
       <w:rFonts w:asciiTheme="majorHAnsi" w:eastAsiaTheme="majorEastAsia" w:hAnsiTheme="majorHAnsi" w:cstheme="majorBidi"/>
       <w:color w:val="2F5496" w:themeColor="accent1" w:themeShade="BF"/>
@@ -897,7 +891,7 @@
     <w:basedOn w:val="VarsaylanParagrafYazTipi"/>
     <w:link w:val="Balk2"/>
     <w:uiPriority w:val="9"/>
-    <w:rsid w:val="00D16A9C"/>
+    <w:rsid w:val="00713FEC"/>
     <w:rPr>
       <w:rFonts w:asciiTheme="majorHAnsi" w:eastAsiaTheme="majorEastAsia" w:hAnsiTheme="majorHAnsi" w:cstheme="majorBidi"/>
       <w:color w:val="2F5496" w:themeColor="accent1" w:themeShade="BF"/>
@@ -911,7 +905,7 @@
     <w:link w:val="Balk3"/>
     <w:uiPriority w:val="9"/>
     <w:semiHidden/>
-    <w:rsid w:val="00D16A9C"/>
+    <w:rsid w:val="00713FEC"/>
     <w:rPr>
       <w:rFonts w:eastAsiaTheme="majorEastAsia" w:cstheme="majorBidi"/>
       <w:color w:val="2F5496" w:themeColor="accent1" w:themeShade="BF"/>
@@ -925,7 +919,7 @@
     <w:link w:val="Balk4"/>
     <w:uiPriority w:val="9"/>
     <w:semiHidden/>
-    <w:rsid w:val="00D16A9C"/>
+    <w:rsid w:val="00713FEC"/>
     <w:rPr>
       <w:rFonts w:eastAsiaTheme="majorEastAsia" w:cstheme="majorBidi"/>
       <w:i/>
@@ -939,7 +933,7 @@
     <w:link w:val="Balk5"/>
     <w:uiPriority w:val="9"/>
     <w:semiHidden/>
-    <w:rsid w:val="00D16A9C"/>
+    <w:rsid w:val="00713FEC"/>
     <w:rPr>
       <w:rFonts w:eastAsiaTheme="majorEastAsia" w:cstheme="majorBidi"/>
       <w:color w:val="2F5496" w:themeColor="accent1" w:themeShade="BF"/>
@@ -951,7 +945,7 @@
     <w:link w:val="Balk6"/>
     <w:uiPriority w:val="9"/>
     <w:semiHidden/>
-    <w:rsid w:val="00D16A9C"/>
+    <w:rsid w:val="00713FEC"/>
     <w:rPr>
       <w:rFonts w:eastAsiaTheme="majorEastAsia" w:cstheme="majorBidi"/>
       <w:i/>
@@ -965,7 +959,7 @@
     <w:link w:val="Balk7"/>
     <w:uiPriority w:val="9"/>
     <w:semiHidden/>
-    <w:rsid w:val="00D16A9C"/>
+    <w:rsid w:val="00713FEC"/>
     <w:rPr>
       <w:rFonts w:eastAsiaTheme="majorEastAsia" w:cstheme="majorBidi"/>
       <w:color w:val="595959" w:themeColor="text1" w:themeTint="A6"/>
@@ -977,7 +971,7 @@
     <w:link w:val="Balk8"/>
     <w:uiPriority w:val="9"/>
     <w:semiHidden/>
-    <w:rsid w:val="00D16A9C"/>
+    <w:rsid w:val="00713FEC"/>
     <w:rPr>
       <w:rFonts w:eastAsiaTheme="majorEastAsia" w:cstheme="majorBidi"/>
       <w:i/>
@@ -991,7 +985,7 @@
     <w:link w:val="Balk9"/>
     <w:uiPriority w:val="9"/>
     <w:semiHidden/>
-    <w:rsid w:val="00D16A9C"/>
+    <w:rsid w:val="00713FEC"/>
     <w:rPr>
       <w:rFonts w:eastAsiaTheme="majorEastAsia" w:cstheme="majorBidi"/>
       <w:color w:val="272727" w:themeColor="text1" w:themeTint="D8"/>
@@ -1004,7 +998,7 @@
     <w:link w:val="KonuBalChar"/>
     <w:uiPriority w:val="10"/>
     <w:qFormat/>
-    <w:rsid w:val="00D16A9C"/>
+    <w:rsid w:val="00713FEC"/>
     <w:pPr>
       <w:spacing w:after="80" w:line="240" w:lineRule="auto"/>
       <w:contextualSpacing/>
@@ -1022,7 +1016,7 @@
     <w:basedOn w:val="VarsaylanParagrafYazTipi"/>
     <w:link w:val="KonuBal"/>
     <w:uiPriority w:val="10"/>
-    <w:rsid w:val="00D16A9C"/>
+    <w:rsid w:val="00713FEC"/>
     <w:rPr>
       <w:rFonts w:asciiTheme="majorHAnsi" w:eastAsiaTheme="majorEastAsia" w:hAnsiTheme="majorHAnsi" w:cstheme="majorBidi"/>
       <w:spacing w:val="-10"/>
@@ -1038,7 +1032,7 @@
     <w:link w:val="AltyazChar"/>
     <w:uiPriority w:val="11"/>
     <w:qFormat/>
-    <w:rsid w:val="00D16A9C"/>
+    <w:rsid w:val="00713FEC"/>
     <w:pPr>
       <w:numPr>
         <w:ilvl w:val="1"/>
@@ -1057,7 +1051,7 @@
     <w:basedOn w:val="VarsaylanParagrafYazTipi"/>
     <w:link w:val="Altyaz"/>
     <w:uiPriority w:val="11"/>
-    <w:rsid w:val="00D16A9C"/>
+    <w:rsid w:val="00713FEC"/>
     <w:rPr>
       <w:rFonts w:eastAsiaTheme="majorEastAsia" w:cstheme="majorBidi"/>
       <w:color w:val="595959" w:themeColor="text1" w:themeTint="A6"/>
@@ -1073,7 +1067,7 @@
     <w:link w:val="AlntChar"/>
     <w:uiPriority w:val="29"/>
     <w:qFormat/>
-    <w:rsid w:val="00D16A9C"/>
+    <w:rsid w:val="00713FEC"/>
     <w:pPr>
       <w:spacing w:before="160"/>
       <w:jc w:val="center"/>
@@ -1089,7 +1083,7 @@
     <w:basedOn w:val="VarsaylanParagrafYazTipi"/>
     <w:link w:val="Alnt"/>
     <w:uiPriority w:val="29"/>
-    <w:rsid w:val="00D16A9C"/>
+    <w:rsid w:val="00713FEC"/>
     <w:rPr>
       <w:i/>
       <w:iCs/>
@@ -1101,7 +1095,7 @@
     <w:basedOn w:val="Normal"/>
     <w:uiPriority w:val="34"/>
     <w:qFormat/>
-    <w:rsid w:val="00D16A9C"/>
+    <w:rsid w:val="00713FEC"/>
     <w:pPr>
       <w:ind w:left="720"/>
       <w:contextualSpacing/>
@@ -1112,7 +1106,7 @@
     <w:basedOn w:val="VarsaylanParagrafYazTipi"/>
     <w:uiPriority w:val="21"/>
     <w:qFormat/>
-    <w:rsid w:val="00D16A9C"/>
+    <w:rsid w:val="00713FEC"/>
     <w:rPr>
       <w:i/>
       <w:iCs/>
@@ -1126,7 +1120,7 @@
     <w:link w:val="GlAlntChar"/>
     <w:uiPriority w:val="30"/>
     <w:qFormat/>
-    <w:rsid w:val="00D16A9C"/>
+    <w:rsid w:val="00713FEC"/>
     <w:pPr>
       <w:pBdr>
         <w:top w:val="single" w:sz="4" w:space="10" w:color="2F5496" w:themeColor="accent1" w:themeShade="BF"/>
@@ -1147,7 +1141,7 @@
     <w:basedOn w:val="VarsaylanParagrafYazTipi"/>
     <w:link w:val="GlAlnt"/>
     <w:uiPriority w:val="30"/>
-    <w:rsid w:val="00D16A9C"/>
+    <w:rsid w:val="00713FEC"/>
     <w:rPr>
       <w:i/>
       <w:iCs/>
@@ -1159,7 +1153,7 @@
     <w:basedOn w:val="VarsaylanParagrafYazTipi"/>
     <w:uiPriority w:val="32"/>
     <w:qFormat/>
-    <w:rsid w:val="00D16A9C"/>
+    <w:rsid w:val="00713FEC"/>
     <w:rPr>
       <w:b/>
       <w:bCs/>
